--- a/The Jenkins Groovy Essentials Guide.doc.docx
+++ b/The Jenkins Groovy Essentials Guide.doc.docx
@@ -929,7 +929,6 @@
         <w:t xml:space="preserve">    echo "Tests failed! Error: ${</w:t>
       </w:r>
       <w:proofErr w:type="spellStart"/>
-      <w:proofErr w:type="gramStart"/>
       <w:r>
         <w:rPr>
           <w:sz w:val="18"/>
@@ -938,7 +937,6 @@
         <w:t>e.message</w:t>
       </w:r>
       <w:proofErr w:type="spellEnd"/>
-      <w:proofErr w:type="gramEnd"/>
       <w:r>
         <w:rPr>
           <w:sz w:val="18"/>
@@ -1023,7 +1021,6 @@
         <w:t xml:space="preserve">    </w:t>
       </w:r>
       <w:proofErr w:type="spellStart"/>
-      <w:proofErr w:type="gramStart"/>
       <w:r>
         <w:rPr>
           <w:sz w:val="18"/>
@@ -1037,15 +1034,7 @@
           <w:sz w:val="18"/>
           <w:szCs w:val="18"/>
         </w:rPr>
-        <w:t>(</w:t>
-      </w:r>
-      <w:proofErr w:type="gramEnd"/>
-      <w:r>
-        <w:rPr>
-          <w:sz w:val="18"/>
-          <w:szCs w:val="18"/>
-        </w:rPr>
-        <w:t xml:space="preserve">) </w:t>
+        <w:t xml:space="preserve">() </w:t>
       </w:r>
     </w:p>
     <w:p>
@@ -1379,95 +1368,48 @@
           <w:szCs w:val="18"/>
         </w:rPr>
       </w:pPr>
-      <w:proofErr w:type="gramStart"/>
-      <w:r>
-        <w:rPr>
-          <w:b/>
-          <w:bCs/>
-          <w:sz w:val="18"/>
-          <w:szCs w:val="18"/>
-        </w:rPr>
-        <w:t>The .trim</w:t>
-      </w:r>
-      <w:proofErr w:type="gramEnd"/>
-      <w:r>
-        <w:rPr>
-          <w:b/>
-          <w:bCs/>
-          <w:sz w:val="18"/>
-          <w:szCs w:val="18"/>
-        </w:rPr>
-        <w:t>() Method</w:t>
-      </w:r>
-    </w:p>
-    <w:p>
-      <w:pPr>
-        <w:rPr>
-          <w:sz w:val="18"/>
-          <w:szCs w:val="18"/>
-        </w:rPr>
-      </w:pPr>
-      <w:r>
-        <w:rPr>
-          <w:sz w:val="18"/>
-          <w:szCs w:val="18"/>
-        </w:rPr>
-        <w:t xml:space="preserve">When you run a command like git branch in a terminal, there is a hidden "Enter" (newline) character at the end. If you try to compare a variable to "main" and it actually contains "main\n", the comparison will fail. </w:t>
-      </w:r>
-      <w:proofErr w:type="gramStart"/>
-      <w:r>
-        <w:rPr>
-          <w:sz w:val="18"/>
-          <w:szCs w:val="18"/>
-        </w:rPr>
-        <w:t>.trim</w:t>
-      </w:r>
-      <w:proofErr w:type="gramEnd"/>
-      <w:r>
-        <w:rPr>
-          <w:sz w:val="18"/>
-          <w:szCs w:val="18"/>
-        </w:rPr>
-        <w:t>() cuts off that invisible whitespace.</w:t>
-      </w:r>
-    </w:p>
-    <w:p>
-      <w:pPr>
-        <w:rPr>
-          <w:b/>
-          <w:bCs/>
-          <w:sz w:val="18"/>
-          <w:szCs w:val="18"/>
-        </w:rPr>
-      </w:pPr>
-      <w:r>
-        <w:rPr>
-          <w:b/>
-          <w:bCs/>
-          <w:sz w:val="18"/>
-          <w:szCs w:val="18"/>
-        </w:rPr>
-        <w:t xml:space="preserve">Why script </w:t>
-      </w:r>
-      <w:proofErr w:type="gramStart"/>
-      <w:r>
-        <w:rPr>
-          <w:b/>
-          <w:bCs/>
-          <w:sz w:val="18"/>
-          <w:szCs w:val="18"/>
-        </w:rPr>
-        <w:t>{ }</w:t>
-      </w:r>
-      <w:proofErr w:type="gramEnd"/>
-      <w:r>
-        <w:rPr>
-          <w:b/>
-          <w:bCs/>
-          <w:sz w:val="18"/>
-          <w:szCs w:val="18"/>
-        </w:rPr>
-        <w:t xml:space="preserve"> blocks?</w:t>
+      <w:r>
+        <w:rPr>
+          <w:b/>
+          <w:bCs/>
+          <w:sz w:val="18"/>
+          <w:szCs w:val="18"/>
+        </w:rPr>
+        <w:t>The .trim() Method</w:t>
+      </w:r>
+    </w:p>
+    <w:p>
+      <w:pPr>
+        <w:rPr>
+          <w:sz w:val="18"/>
+          <w:szCs w:val="18"/>
+        </w:rPr>
+      </w:pPr>
+      <w:r>
+        <w:rPr>
+          <w:sz w:val="18"/>
+          <w:szCs w:val="18"/>
+        </w:rPr>
+        <w:t>When you run a command like git branch in a terminal, there is a hidden "Enter" (newline) character at the end. If you try to compare a variable to "main" and it actually contains "main\n", the comparison will fail. .trim() cuts off that invisible whitespace.</w:t>
+      </w:r>
+    </w:p>
+    <w:p>
+      <w:pPr>
+        <w:rPr>
+          <w:b/>
+          <w:bCs/>
+          <w:sz w:val="18"/>
+          <w:szCs w:val="18"/>
+        </w:rPr>
+      </w:pPr>
+      <w:r>
+        <w:rPr>
+          <w:b/>
+          <w:bCs/>
+          <w:sz w:val="18"/>
+          <w:szCs w:val="18"/>
+        </w:rPr>
+        <w:t>Why script { } blocks?</w:t>
       </w:r>
     </w:p>
     <w:p>
@@ -1499,40 +1441,1531 @@
           <w:sz w:val="18"/>
           <w:szCs w:val="18"/>
         </w:rPr>
-        <w:t xml:space="preserve"> syntax (which starts with pipeline </w:t>
-      </w:r>
-      <w:proofErr w:type="gramStart"/>
-      <w:r>
-        <w:rPr>
-          <w:sz w:val="18"/>
-          <w:szCs w:val="18"/>
-        </w:rPr>
-        <w:t>{ ...</w:t>
-      </w:r>
-      <w:proofErr w:type="gramEnd"/>
-      <w:r>
-        <w:rPr>
-          <w:sz w:val="18"/>
-          <w:szCs w:val="18"/>
-        </w:rPr>
-        <w:t xml:space="preserve"> }). Declarative is very strict and doesn't allow loops or complex logic. To "break the rules" and use pure Groovy logic (like an if statement), you must wrap that code in a script </w:t>
-      </w:r>
-      <w:proofErr w:type="gramStart"/>
-      <w:r>
-        <w:rPr>
-          <w:sz w:val="18"/>
-          <w:szCs w:val="18"/>
-        </w:rPr>
-        <w:t>{ }</w:t>
-      </w:r>
-      <w:proofErr w:type="gramEnd"/>
-      <w:r>
-        <w:rPr>
-          <w:sz w:val="18"/>
-          <w:szCs w:val="18"/>
-        </w:rPr>
-        <w:t xml:space="preserve"> block.</w:t>
-      </w:r>
+        <w:t xml:space="preserve"> syntax (which starts with pipeline { ... }). Declarative is very strict and doesn't allow loops or complex logic. To "break the rules" and use pure Groovy logic (like an if statement), you must wrap that code in a script { } block.</w:t>
+      </w:r>
+    </w:p>
+    <w:p>
+      <w:pPr>
+        <w:rPr>
+          <w:sz w:val="18"/>
+          <w:szCs w:val="18"/>
+        </w:rPr>
+      </w:pPr>
+    </w:p>
+    <w:p>
+      <w:pPr>
+        <w:rPr>
+          <w:b/>
+          <w:bCs/>
+          <w:sz w:val="18"/>
+          <w:szCs w:val="18"/>
+        </w:rPr>
+      </w:pPr>
+      <w:r>
+        <w:rPr>
+          <w:b/>
+          <w:bCs/>
+          <w:sz w:val="18"/>
+          <w:szCs w:val="18"/>
+        </w:rPr>
+        <w:t>Advanced Jenkins Pipeline Mastery</w:t>
+      </w:r>
+    </w:p>
+    <w:p>
+      <w:pPr>
+        <w:rPr>
+          <w:sz w:val="18"/>
+          <w:szCs w:val="18"/>
+        </w:rPr>
+      </w:pPr>
+      <w:r>
+        <w:rPr>
+          <w:sz w:val="18"/>
+          <w:szCs w:val="18"/>
+        </w:rPr>
+        <w:t>To move beyond basic scripts and handle professional, enterprise-grade CI/CD, you must master these three functional areas.</w:t>
+      </w:r>
+    </w:p>
+    <w:p>
+      <w:pPr>
+        <w:rPr>
+          <w:b/>
+          <w:bCs/>
+          <w:sz w:val="18"/>
+          <w:szCs w:val="18"/>
+        </w:rPr>
+      </w:pPr>
+      <w:r>
+        <w:rPr>
+          <w:b/>
+          <w:bCs/>
+          <w:sz w:val="18"/>
+          <w:szCs w:val="18"/>
+        </w:rPr>
+        <w:t>1. Built-in Environment Variables (env.)</w:t>
+      </w:r>
+    </w:p>
+    <w:p>
+      <w:pPr>
+        <w:rPr>
+          <w:sz w:val="18"/>
+          <w:szCs w:val="18"/>
+        </w:rPr>
+      </w:pPr>
+      <w:r>
+        <w:rPr>
+          <w:sz w:val="18"/>
+          <w:szCs w:val="18"/>
+        </w:rPr>
+        <w:t>Jenkins automatically populates a global object called env with metadata about the current build. You can use these to tag Docker images, name folders, or send detailed notifications.</w:t>
+      </w:r>
+    </w:p>
+    <w:p>
+      <w:pPr>
+        <w:numPr>
+          <w:ilvl w:val="0"/>
+          <w:numId w:val="3"/>
+        </w:numPr>
+        <w:rPr>
+          <w:sz w:val="18"/>
+          <w:szCs w:val="18"/>
+        </w:rPr>
+      </w:pPr>
+      <w:r>
+        <w:rPr>
+          <w:b/>
+          <w:bCs/>
+          <w:sz w:val="18"/>
+          <w:szCs w:val="18"/>
+        </w:rPr>
+        <w:t>Common Variables:</w:t>
+      </w:r>
+    </w:p>
+    <w:p>
+      <w:pPr>
+        <w:numPr>
+          <w:ilvl w:val="1"/>
+          <w:numId w:val="3"/>
+        </w:numPr>
+        <w:rPr>
+          <w:sz w:val="18"/>
+          <w:szCs w:val="18"/>
+        </w:rPr>
+      </w:pPr>
+      <w:r>
+        <w:rPr>
+          <w:sz w:val="18"/>
+          <w:szCs w:val="18"/>
+        </w:rPr>
+        <w:t>${</w:t>
+      </w:r>
+      <w:proofErr w:type="spellStart"/>
+      <w:r>
+        <w:rPr>
+          <w:sz w:val="18"/>
+          <w:szCs w:val="18"/>
+        </w:rPr>
+        <w:t>env.BUILD_NUMBER</w:t>
+      </w:r>
+      <w:proofErr w:type="spellEnd"/>
+      <w:r>
+        <w:rPr>
+          <w:sz w:val="18"/>
+          <w:szCs w:val="18"/>
+        </w:rPr>
+        <w:t>}: The current build ID (e.g., "14").</w:t>
+      </w:r>
+    </w:p>
+    <w:p>
+      <w:pPr>
+        <w:numPr>
+          <w:ilvl w:val="1"/>
+          <w:numId w:val="3"/>
+        </w:numPr>
+        <w:rPr>
+          <w:sz w:val="18"/>
+          <w:szCs w:val="18"/>
+        </w:rPr>
+      </w:pPr>
+      <w:r>
+        <w:rPr>
+          <w:sz w:val="18"/>
+          <w:szCs w:val="18"/>
+        </w:rPr>
+        <w:t>${</w:t>
+      </w:r>
+      <w:proofErr w:type="spellStart"/>
+      <w:r>
+        <w:rPr>
+          <w:sz w:val="18"/>
+          <w:szCs w:val="18"/>
+        </w:rPr>
+        <w:t>env.BRANCH_NAME</w:t>
+      </w:r>
+      <w:proofErr w:type="spellEnd"/>
+      <w:r>
+        <w:rPr>
+          <w:sz w:val="18"/>
+          <w:szCs w:val="18"/>
+        </w:rPr>
+        <w:t>}: The git branch being built.</w:t>
+      </w:r>
+    </w:p>
+    <w:p>
+      <w:pPr>
+        <w:numPr>
+          <w:ilvl w:val="1"/>
+          <w:numId w:val="3"/>
+        </w:numPr>
+        <w:rPr>
+          <w:sz w:val="18"/>
+          <w:szCs w:val="18"/>
+        </w:rPr>
+      </w:pPr>
+      <w:r>
+        <w:rPr>
+          <w:sz w:val="18"/>
+          <w:szCs w:val="18"/>
+        </w:rPr>
+        <w:t>${</w:t>
+      </w:r>
+      <w:proofErr w:type="spellStart"/>
+      <w:r>
+        <w:rPr>
+          <w:sz w:val="18"/>
+          <w:szCs w:val="18"/>
+        </w:rPr>
+        <w:t>env.JOB_NAME</w:t>
+      </w:r>
+      <w:proofErr w:type="spellEnd"/>
+      <w:r>
+        <w:rPr>
+          <w:sz w:val="18"/>
+          <w:szCs w:val="18"/>
+        </w:rPr>
+        <w:t>}: The name of the project.</w:t>
+      </w:r>
+    </w:p>
+    <w:p>
+      <w:pPr>
+        <w:numPr>
+          <w:ilvl w:val="1"/>
+          <w:numId w:val="3"/>
+        </w:numPr>
+        <w:rPr>
+          <w:sz w:val="18"/>
+          <w:szCs w:val="18"/>
+        </w:rPr>
+      </w:pPr>
+      <w:r>
+        <w:rPr>
+          <w:sz w:val="18"/>
+          <w:szCs w:val="18"/>
+        </w:rPr>
+        <w:t>${</w:t>
+      </w:r>
+      <w:proofErr w:type="spellStart"/>
+      <w:r>
+        <w:rPr>
+          <w:sz w:val="18"/>
+          <w:szCs w:val="18"/>
+        </w:rPr>
+        <w:t>env.BUILD_URL</w:t>
+      </w:r>
+      <w:proofErr w:type="spellEnd"/>
+      <w:r>
+        <w:rPr>
+          <w:sz w:val="18"/>
+          <w:szCs w:val="18"/>
+        </w:rPr>
+        <w:t>}: A link to the Jenkins UI for this specific build.</w:t>
+      </w:r>
+    </w:p>
+    <w:p>
+      <w:pPr>
+        <w:rPr>
+          <w:sz w:val="18"/>
+          <w:szCs w:val="18"/>
+        </w:rPr>
+      </w:pPr>
+      <w:r>
+        <w:rPr>
+          <w:b/>
+          <w:bCs/>
+          <w:sz w:val="18"/>
+          <w:szCs w:val="18"/>
+        </w:rPr>
+        <w:t>Groovy Syntax:</w:t>
+      </w:r>
+    </w:p>
+    <w:p>
+      <w:pPr>
+        <w:rPr>
+          <w:sz w:val="18"/>
+          <w:szCs w:val="18"/>
+        </w:rPr>
+      </w:pPr>
+      <w:r>
+        <w:rPr>
+          <w:sz w:val="18"/>
+          <w:szCs w:val="18"/>
+        </w:rPr>
+        <w:t>Groovy</w:t>
+      </w:r>
+    </w:p>
+    <w:p>
+      <w:pPr>
+        <w:rPr>
+          <w:sz w:val="18"/>
+          <w:szCs w:val="18"/>
+        </w:rPr>
+      </w:pPr>
+      <w:r>
+        <w:rPr>
+          <w:sz w:val="18"/>
+          <w:szCs w:val="18"/>
+        </w:rPr>
+        <w:t>stage('Identify Build') {</w:t>
+      </w:r>
+    </w:p>
+    <w:p>
+      <w:pPr>
+        <w:rPr>
+          <w:sz w:val="18"/>
+          <w:szCs w:val="18"/>
+        </w:rPr>
+      </w:pPr>
+      <w:r>
+        <w:rPr>
+          <w:sz w:val="18"/>
+          <w:szCs w:val="18"/>
+        </w:rPr>
+        <w:t xml:space="preserve">    steps {</w:t>
+      </w:r>
+    </w:p>
+    <w:p>
+      <w:pPr>
+        <w:rPr>
+          <w:sz w:val="18"/>
+          <w:szCs w:val="18"/>
+        </w:rPr>
+      </w:pPr>
+      <w:r>
+        <w:rPr>
+          <w:sz w:val="18"/>
+          <w:szCs w:val="18"/>
+        </w:rPr>
+        <w:t xml:space="preserve">        echo "Running Build #${env.BUILD_NUMBER} on branch ${</w:t>
+      </w:r>
+      <w:proofErr w:type="spellStart"/>
+      <w:r>
+        <w:rPr>
+          <w:sz w:val="18"/>
+          <w:szCs w:val="18"/>
+        </w:rPr>
+        <w:t>env.BRANCH_NAME</w:t>
+      </w:r>
+      <w:proofErr w:type="spellEnd"/>
+      <w:r>
+        <w:rPr>
+          <w:sz w:val="18"/>
+          <w:szCs w:val="18"/>
+        </w:rPr>
+        <w:t>}"</w:t>
+      </w:r>
+    </w:p>
+    <w:p>
+      <w:pPr>
+        <w:rPr>
+          <w:sz w:val="18"/>
+          <w:szCs w:val="18"/>
+        </w:rPr>
+      </w:pPr>
+      <w:r>
+        <w:rPr>
+          <w:sz w:val="18"/>
+          <w:szCs w:val="18"/>
+        </w:rPr>
+        <w:t xml:space="preserve">        // You can also set your own env variables</w:t>
+      </w:r>
+    </w:p>
+    <w:p>
+      <w:pPr>
+        <w:rPr>
+          <w:sz w:val="18"/>
+          <w:szCs w:val="18"/>
+        </w:rPr>
+      </w:pPr>
+      <w:r>
+        <w:rPr>
+          <w:sz w:val="18"/>
+          <w:szCs w:val="18"/>
+        </w:rPr>
+        <w:t xml:space="preserve">        script {</w:t>
+      </w:r>
+    </w:p>
+    <w:p>
+      <w:pPr>
+        <w:rPr>
+          <w:sz w:val="18"/>
+          <w:szCs w:val="18"/>
+        </w:rPr>
+      </w:pPr>
+      <w:r>
+        <w:rPr>
+          <w:sz w:val="18"/>
+          <w:szCs w:val="18"/>
+        </w:rPr>
+        <w:t xml:space="preserve">            </w:t>
+      </w:r>
+      <w:proofErr w:type="spellStart"/>
+      <w:r>
+        <w:rPr>
+          <w:sz w:val="18"/>
+          <w:szCs w:val="18"/>
+        </w:rPr>
+        <w:t>env.MY_CUSTOM_TAG</w:t>
+      </w:r>
+      <w:proofErr w:type="spellEnd"/>
+      <w:r>
+        <w:rPr>
+          <w:sz w:val="18"/>
+          <w:szCs w:val="18"/>
+        </w:rPr>
+        <w:t xml:space="preserve"> = "v1.0.${</w:t>
+      </w:r>
+      <w:proofErr w:type="spellStart"/>
+      <w:r>
+        <w:rPr>
+          <w:sz w:val="18"/>
+          <w:szCs w:val="18"/>
+        </w:rPr>
+        <w:t>env.BUILD_NUMBER</w:t>
+      </w:r>
+      <w:proofErr w:type="spellEnd"/>
+      <w:r>
+        <w:rPr>
+          <w:sz w:val="18"/>
+          <w:szCs w:val="18"/>
+        </w:rPr>
+        <w:t>}"</w:t>
+      </w:r>
+    </w:p>
+    <w:p>
+      <w:pPr>
+        <w:rPr>
+          <w:sz w:val="18"/>
+          <w:szCs w:val="18"/>
+        </w:rPr>
+      </w:pPr>
+      <w:r>
+        <w:rPr>
+          <w:sz w:val="18"/>
+          <w:szCs w:val="18"/>
+        </w:rPr>
+        <w:t xml:space="preserve">        }</w:t>
+      </w:r>
+    </w:p>
+    <w:p>
+      <w:pPr>
+        <w:rPr>
+          <w:sz w:val="18"/>
+          <w:szCs w:val="18"/>
+        </w:rPr>
+      </w:pPr>
+      <w:r>
+        <w:rPr>
+          <w:sz w:val="18"/>
+          <w:szCs w:val="18"/>
+        </w:rPr>
+        <w:t xml:space="preserve">    }</w:t>
+      </w:r>
+    </w:p>
+    <w:p>
+      <w:pPr>
+        <w:rPr>
+          <w:sz w:val="18"/>
+          <w:szCs w:val="18"/>
+        </w:rPr>
+      </w:pPr>
+      <w:r>
+        <w:rPr>
+          <w:sz w:val="18"/>
+          <w:szCs w:val="18"/>
+        </w:rPr>
+        <w:t>}</w:t>
+      </w:r>
+    </w:p>
+    <w:p>
+      <w:pPr>
+        <w:rPr>
+          <w:sz w:val="18"/>
+          <w:szCs w:val="18"/>
+        </w:rPr>
+      </w:pPr>
+      <w:r>
+        <w:rPr>
+          <w:sz w:val="18"/>
+          <w:szCs w:val="18"/>
+        </w:rPr>
+        <w:pict w14:anchorId="45EA10C4">
+          <v:rect id="_x0000_i1043" style="width:0;height:1.5pt" o:hralign="center" o:hrstd="t" o:hr="t" fillcolor="#a0a0a0" stroked="f"/>
+        </w:pict>
+      </w:r>
+    </w:p>
+    <w:p>
+      <w:pPr>
+        <w:rPr>
+          <w:b/>
+          <w:bCs/>
+          <w:sz w:val="18"/>
+          <w:szCs w:val="18"/>
+        </w:rPr>
+      </w:pPr>
+      <w:r>
+        <w:rPr>
+          <w:b/>
+          <w:bCs/>
+          <w:sz w:val="18"/>
+          <w:szCs w:val="18"/>
+        </w:rPr>
+        <w:t>2. Secure Credentials Handling</w:t>
+      </w:r>
+    </w:p>
+    <w:p>
+      <w:pPr>
+        <w:rPr>
+          <w:sz w:val="18"/>
+          <w:szCs w:val="18"/>
+        </w:rPr>
+      </w:pPr>
+      <w:r>
+        <w:rPr>
+          <w:b/>
+          <w:bCs/>
+          <w:sz w:val="18"/>
+          <w:szCs w:val="18"/>
+        </w:rPr>
+        <w:t>Never</w:t>
+      </w:r>
+      <w:r>
+        <w:rPr>
+          <w:sz w:val="18"/>
+          <w:szCs w:val="18"/>
+        </w:rPr>
+        <w:t xml:space="preserve"> hardcode passwords or API keys in your Groovy script. Jenkins has a built-in "Credentials Provider." You store the secret in the Jenkins UI and "inject" it into your script using an ID.</w:t>
+      </w:r>
+    </w:p>
+    <w:p>
+      <w:pPr>
+        <w:numPr>
+          <w:ilvl w:val="0"/>
+          <w:numId w:val="4"/>
+        </w:numPr>
+        <w:rPr>
+          <w:sz w:val="18"/>
+          <w:szCs w:val="18"/>
+        </w:rPr>
+      </w:pPr>
+      <w:r>
+        <w:rPr>
+          <w:b/>
+          <w:bCs/>
+          <w:sz w:val="18"/>
+          <w:szCs w:val="18"/>
+        </w:rPr>
+        <w:t>Syntax:</w:t>
+      </w:r>
+      <w:r>
+        <w:rPr>
+          <w:sz w:val="18"/>
+          <w:szCs w:val="18"/>
+        </w:rPr>
+        <w:t xml:space="preserve"> Use the </w:t>
+      </w:r>
+      <w:proofErr w:type="spellStart"/>
+      <w:r>
+        <w:rPr>
+          <w:sz w:val="18"/>
+          <w:szCs w:val="18"/>
+        </w:rPr>
+        <w:t>withCredentials</w:t>
+      </w:r>
+      <w:proofErr w:type="spellEnd"/>
+      <w:r>
+        <w:rPr>
+          <w:sz w:val="18"/>
+          <w:szCs w:val="18"/>
+        </w:rPr>
+        <w:t xml:space="preserve"> block or the credentials() helper.</w:t>
+      </w:r>
+    </w:p>
+    <w:p>
+      <w:pPr>
+        <w:numPr>
+          <w:ilvl w:val="0"/>
+          <w:numId w:val="4"/>
+        </w:numPr>
+        <w:rPr>
+          <w:sz w:val="18"/>
+          <w:szCs w:val="18"/>
+        </w:rPr>
+      </w:pPr>
+      <w:r>
+        <w:rPr>
+          <w:b/>
+          <w:bCs/>
+          <w:sz w:val="18"/>
+          <w:szCs w:val="18"/>
+        </w:rPr>
+        <w:t>Security:</w:t>
+      </w:r>
+      <w:r>
+        <w:rPr>
+          <w:sz w:val="18"/>
+          <w:szCs w:val="18"/>
+        </w:rPr>
+        <w:t xml:space="preserve"> Jenkins will automatically "mask" (replace with ****) these values in the console logs.</w:t>
+      </w:r>
+    </w:p>
+    <w:p>
+      <w:pPr>
+        <w:rPr>
+          <w:sz w:val="18"/>
+          <w:szCs w:val="18"/>
+        </w:rPr>
+      </w:pPr>
+      <w:r>
+        <w:rPr>
+          <w:b/>
+          <w:bCs/>
+          <w:sz w:val="18"/>
+          <w:szCs w:val="18"/>
+        </w:rPr>
+        <w:t>Groovy Syntax:</w:t>
+      </w:r>
+    </w:p>
+    <w:p>
+      <w:pPr>
+        <w:rPr>
+          <w:sz w:val="18"/>
+          <w:szCs w:val="18"/>
+        </w:rPr>
+      </w:pPr>
+      <w:r>
+        <w:rPr>
+          <w:sz w:val="18"/>
+          <w:szCs w:val="18"/>
+        </w:rPr>
+        <w:t>Groovy</w:t>
+      </w:r>
+    </w:p>
+    <w:p>
+      <w:pPr>
+        <w:rPr>
+          <w:sz w:val="18"/>
+          <w:szCs w:val="18"/>
+        </w:rPr>
+      </w:pPr>
+      <w:r>
+        <w:rPr>
+          <w:sz w:val="18"/>
+          <w:szCs w:val="18"/>
+        </w:rPr>
+        <w:t>stage('Login to Docker') {</w:t>
+      </w:r>
+    </w:p>
+    <w:p>
+      <w:pPr>
+        <w:rPr>
+          <w:sz w:val="18"/>
+          <w:szCs w:val="18"/>
+        </w:rPr>
+      </w:pPr>
+      <w:r>
+        <w:rPr>
+          <w:sz w:val="18"/>
+          <w:szCs w:val="18"/>
+        </w:rPr>
+        <w:t xml:space="preserve">    environment {</w:t>
+      </w:r>
+    </w:p>
+    <w:p>
+      <w:pPr>
+        <w:rPr>
+          <w:sz w:val="18"/>
+          <w:szCs w:val="18"/>
+        </w:rPr>
+      </w:pPr>
+      <w:r>
+        <w:rPr>
+          <w:sz w:val="18"/>
+          <w:szCs w:val="18"/>
+        </w:rPr>
+        <w:t xml:space="preserve">        // 'my-docker-id' is the ID you created in the Jenkins UI</w:t>
+      </w:r>
+    </w:p>
+    <w:p>
+      <w:pPr>
+        <w:rPr>
+          <w:sz w:val="18"/>
+          <w:szCs w:val="18"/>
+        </w:rPr>
+      </w:pPr>
+      <w:r>
+        <w:rPr>
+          <w:sz w:val="18"/>
+          <w:szCs w:val="18"/>
+        </w:rPr>
+        <w:lastRenderedPageBreak/>
+        <w:t xml:space="preserve">        DOCKER_CREDS = credentials('my-docker-id')</w:t>
+      </w:r>
+    </w:p>
+    <w:p>
+      <w:pPr>
+        <w:rPr>
+          <w:sz w:val="18"/>
+          <w:szCs w:val="18"/>
+        </w:rPr>
+      </w:pPr>
+      <w:r>
+        <w:rPr>
+          <w:sz w:val="18"/>
+          <w:szCs w:val="18"/>
+        </w:rPr>
+        <w:t xml:space="preserve">    }</w:t>
+      </w:r>
+    </w:p>
+    <w:p>
+      <w:pPr>
+        <w:rPr>
+          <w:sz w:val="18"/>
+          <w:szCs w:val="18"/>
+        </w:rPr>
+      </w:pPr>
+      <w:r>
+        <w:rPr>
+          <w:sz w:val="18"/>
+          <w:szCs w:val="18"/>
+        </w:rPr>
+        <w:t xml:space="preserve">    steps {</w:t>
+      </w:r>
+    </w:p>
+    <w:p>
+      <w:pPr>
+        <w:rPr>
+          <w:sz w:val="18"/>
+          <w:szCs w:val="18"/>
+        </w:rPr>
+      </w:pPr>
+      <w:r>
+        <w:rPr>
+          <w:sz w:val="18"/>
+          <w:szCs w:val="18"/>
+        </w:rPr>
+        <w:t xml:space="preserve">        // DOCKER_CREDS_USR and DOCKER_CREDS_PSW are automatically created</w:t>
+      </w:r>
+    </w:p>
+    <w:p>
+      <w:pPr>
+        <w:rPr>
+          <w:sz w:val="18"/>
+          <w:szCs w:val="18"/>
+        </w:rPr>
+      </w:pPr>
+      <w:r>
+        <w:rPr>
+          <w:sz w:val="18"/>
+          <w:szCs w:val="18"/>
+        </w:rPr>
+        <w:t xml:space="preserve">        </w:t>
+      </w:r>
+      <w:proofErr w:type="spellStart"/>
+      <w:r>
+        <w:rPr>
+          <w:sz w:val="18"/>
+          <w:szCs w:val="18"/>
+        </w:rPr>
+        <w:t>sh</w:t>
+      </w:r>
+      <w:proofErr w:type="spellEnd"/>
+      <w:r>
+        <w:rPr>
+          <w:sz w:val="18"/>
+          <w:szCs w:val="18"/>
+        </w:rPr>
+        <w:t xml:space="preserve"> "docker login -u ${DOCKER_CREDS_USR} -p ${DOCKER_CREDS_PSW}"</w:t>
+      </w:r>
+    </w:p>
+    <w:p>
+      <w:pPr>
+        <w:rPr>
+          <w:sz w:val="18"/>
+          <w:szCs w:val="18"/>
+        </w:rPr>
+      </w:pPr>
+      <w:r>
+        <w:rPr>
+          <w:sz w:val="18"/>
+          <w:szCs w:val="18"/>
+        </w:rPr>
+        <w:t xml:space="preserve">    }</w:t>
+      </w:r>
+    </w:p>
+    <w:p>
+      <w:pPr>
+        <w:rPr>
+          <w:sz w:val="18"/>
+          <w:szCs w:val="18"/>
+        </w:rPr>
+      </w:pPr>
+      <w:r>
+        <w:rPr>
+          <w:sz w:val="18"/>
+          <w:szCs w:val="18"/>
+        </w:rPr>
+        <w:t>}</w:t>
+      </w:r>
+    </w:p>
+    <w:p>
+      <w:pPr>
+        <w:rPr>
+          <w:sz w:val="18"/>
+          <w:szCs w:val="18"/>
+        </w:rPr>
+      </w:pPr>
+      <w:r>
+        <w:rPr>
+          <w:sz w:val="18"/>
+          <w:szCs w:val="18"/>
+        </w:rPr>
+        <w:pict w14:anchorId="3F920320">
+          <v:rect id="_x0000_i1044" style="width:0;height:1.5pt" o:hralign="center" o:hrstd="t" o:hr="t" fillcolor="#a0a0a0" stroked="f"/>
+        </w:pict>
+      </w:r>
+    </w:p>
+    <w:p>
+      <w:pPr>
+        <w:rPr>
+          <w:b/>
+          <w:bCs/>
+          <w:sz w:val="18"/>
+          <w:szCs w:val="18"/>
+        </w:rPr>
+      </w:pPr>
+      <w:r>
+        <w:rPr>
+          <w:b/>
+          <w:bCs/>
+          <w:sz w:val="18"/>
+          <w:szCs w:val="18"/>
+        </w:rPr>
+        <w:t>3. Interactive Input Steps</w:t>
+      </w:r>
+    </w:p>
+    <w:p>
+      <w:pPr>
+        <w:rPr>
+          <w:sz w:val="18"/>
+          <w:szCs w:val="18"/>
+        </w:rPr>
+      </w:pPr>
+      <w:r>
+        <w:rPr>
+          <w:sz w:val="18"/>
+          <w:szCs w:val="18"/>
+        </w:rPr>
+        <w:t>Sometimes a pipeline shouldn't be 100% automated. For example, you might want a "Manual Approval" before deploying to Production. The input step pauses the pipeline and waits for a user to click a button.</w:t>
+      </w:r>
+    </w:p>
+    <w:p>
+      <w:pPr>
+        <w:numPr>
+          <w:ilvl w:val="0"/>
+          <w:numId w:val="5"/>
+        </w:numPr>
+        <w:rPr>
+          <w:sz w:val="18"/>
+          <w:szCs w:val="18"/>
+        </w:rPr>
+      </w:pPr>
+      <w:r>
+        <w:rPr>
+          <w:b/>
+          <w:bCs/>
+          <w:sz w:val="18"/>
+          <w:szCs w:val="18"/>
+        </w:rPr>
+        <w:t>Usage:</w:t>
+      </w:r>
+      <w:r>
+        <w:rPr>
+          <w:sz w:val="18"/>
+          <w:szCs w:val="18"/>
+        </w:rPr>
+        <w:t xml:space="preserve"> Best placed between a 'Staging' and 'Production' deployment stage.</w:t>
+      </w:r>
+    </w:p>
+    <w:p>
+      <w:pPr>
+        <w:rPr>
+          <w:sz w:val="18"/>
+          <w:szCs w:val="18"/>
+        </w:rPr>
+      </w:pPr>
+      <w:r>
+        <w:rPr>
+          <w:b/>
+          <w:bCs/>
+          <w:sz w:val="18"/>
+          <w:szCs w:val="18"/>
+        </w:rPr>
+        <w:t>Groovy Syntax:</w:t>
+      </w:r>
+    </w:p>
+    <w:p>
+      <w:pPr>
+        <w:rPr>
+          <w:sz w:val="18"/>
+          <w:szCs w:val="18"/>
+        </w:rPr>
+      </w:pPr>
+      <w:r>
+        <w:rPr>
+          <w:sz w:val="18"/>
+          <w:szCs w:val="18"/>
+        </w:rPr>
+        <w:t>Groovy</w:t>
+      </w:r>
+    </w:p>
+    <w:p>
+      <w:pPr>
+        <w:rPr>
+          <w:sz w:val="18"/>
+          <w:szCs w:val="18"/>
+        </w:rPr>
+      </w:pPr>
+      <w:r>
+        <w:rPr>
+          <w:sz w:val="18"/>
+          <w:szCs w:val="18"/>
+        </w:rPr>
+        <w:t>stage('Promote to Production') {</w:t>
+      </w:r>
+    </w:p>
+    <w:p>
+      <w:pPr>
+        <w:rPr>
+          <w:sz w:val="18"/>
+          <w:szCs w:val="18"/>
+        </w:rPr>
+      </w:pPr>
+      <w:r>
+        <w:rPr>
+          <w:sz w:val="18"/>
+          <w:szCs w:val="18"/>
+        </w:rPr>
+        <w:t xml:space="preserve">    steps {</w:t>
+      </w:r>
+    </w:p>
+    <w:p>
+      <w:pPr>
+        <w:rPr>
+          <w:sz w:val="18"/>
+          <w:szCs w:val="18"/>
+        </w:rPr>
+      </w:pPr>
+      <w:r>
+        <w:rPr>
+          <w:sz w:val="18"/>
+          <w:szCs w:val="18"/>
+        </w:rPr>
+        <w:t xml:space="preserve">        input message: "Does the Staging build look good?", ok: "Yes, Deploy!"</w:t>
+      </w:r>
+    </w:p>
+    <w:p>
+      <w:pPr>
+        <w:rPr>
+          <w:sz w:val="18"/>
+          <w:szCs w:val="18"/>
+        </w:rPr>
+      </w:pPr>
+      <w:r>
+        <w:rPr>
+          <w:sz w:val="18"/>
+          <w:szCs w:val="18"/>
+        </w:rPr>
+        <w:t xml:space="preserve">        echo "Proceeding to Production..."</w:t>
+      </w:r>
+    </w:p>
+    <w:p>
+      <w:pPr>
+        <w:rPr>
+          <w:sz w:val="18"/>
+          <w:szCs w:val="18"/>
+        </w:rPr>
+      </w:pPr>
+      <w:r>
+        <w:rPr>
+          <w:sz w:val="18"/>
+          <w:szCs w:val="18"/>
+        </w:rPr>
+        <w:t xml:space="preserve">    }</w:t>
+      </w:r>
+    </w:p>
+    <w:p>
+      <w:pPr>
+        <w:rPr>
+          <w:sz w:val="18"/>
+          <w:szCs w:val="18"/>
+        </w:rPr>
+      </w:pPr>
+      <w:r>
+        <w:rPr>
+          <w:sz w:val="18"/>
+          <w:szCs w:val="18"/>
+        </w:rPr>
+        <w:t>}</w:t>
+      </w:r>
+    </w:p>
+    <w:p>
+      <w:pPr>
+        <w:rPr>
+          <w:sz w:val="18"/>
+          <w:szCs w:val="18"/>
+        </w:rPr>
+      </w:pPr>
+      <w:r>
+        <w:rPr>
+          <w:sz w:val="18"/>
+          <w:szCs w:val="18"/>
+        </w:rPr>
+        <w:pict w14:anchorId="5F8EA6E2">
+          <v:rect id="_x0000_i1045" style="width:0;height:1.5pt" o:hralign="center" o:hrstd="t" o:hr="t" fillcolor="#a0a0a0" stroked="f"/>
+        </w:pict>
+      </w:r>
+    </w:p>
+    <w:p>
+      <w:pPr>
+        <w:rPr>
+          <w:b/>
+          <w:bCs/>
+          <w:sz w:val="18"/>
+          <w:szCs w:val="18"/>
+        </w:rPr>
+      </w:pPr>
+      <w:r>
+        <w:rPr>
+          <w:rFonts w:ascii="Segoe UI Emoji" w:hAnsi="Segoe UI Emoji" w:cs="Segoe UI Emoji"/>
+          <w:b/>
+          <w:bCs/>
+          <w:sz w:val="18"/>
+          <w:szCs w:val="18"/>
+        </w:rPr>
+        <w:t>🛠️</w:t>
+      </w:r>
+      <w:r>
+        <w:rPr>
+          <w:b/>
+          <w:bCs/>
+          <w:sz w:val="18"/>
+          <w:szCs w:val="18"/>
+        </w:rPr>
+        <w:t xml:space="preserve"> Summary Table: When to use what?</w:t>
+      </w:r>
+    </w:p>
+    <w:tbl>
+      <w:tblPr>
+        <w:tblW w:w="0" w:type="auto"/>
+        <w:tblCellSpacing w:w="15" w:type="dxa"/>
+        <w:tblCellMar>
+          <w:top w:w="15" w:type="dxa"/>
+          <w:left w:w="15" w:type="dxa"/>
+          <w:bottom w:w="15" w:type="dxa"/>
+          <w:right w:w="15" w:type="dxa"/>
+        </w:tblCellMar>
+        <w:tblLook w:val="04A0" w:firstRow="1" w:lastRow="0" w:firstColumn="1" w:lastColumn="0" w:noHBand="0" w:noVBand="1"/>
+      </w:tblPr>
+      <w:tblGrid>
+        <w:gridCol w:w="1142"/>
+        <w:gridCol w:w="1452"/>
+        <w:gridCol w:w="4031"/>
+      </w:tblGrid>
+      <w:tr>
+        <w:trPr>
+          <w:tblHeader/>
+          <w:tblCellSpacing w:w="15" w:type="dxa"/>
+        </w:trPr>
+        <w:tc>
+          <w:tcPr>
+            <w:tcW w:w="0" w:type="auto"/>
+            <w:tcBorders>
+              <w:top w:val="single" w:sz="6" w:space="0" w:color="auto"/>
+              <w:left w:val="single" w:sz="6" w:space="0" w:color="auto"/>
+              <w:bottom w:val="single" w:sz="6" w:space="0" w:color="auto"/>
+              <w:right w:val="single" w:sz="6" w:space="0" w:color="auto"/>
+            </w:tcBorders>
+            <w:vAlign w:val="center"/>
+            <w:hideMark/>
+          </w:tcPr>
+          <w:p>
+            <w:pPr>
+              <w:rPr>
+                <w:sz w:val="18"/>
+                <w:szCs w:val="18"/>
+              </w:rPr>
+            </w:pPr>
+            <w:r>
+              <w:rPr>
+                <w:b/>
+                <w:bCs/>
+                <w:sz w:val="18"/>
+                <w:szCs w:val="18"/>
+              </w:rPr>
+              <w:t>Tool</w:t>
+            </w:r>
+          </w:p>
+        </w:tc>
+        <w:tc>
+          <w:tcPr>
+            <w:tcW w:w="0" w:type="auto"/>
+            <w:tcBorders>
+              <w:top w:val="single" w:sz="6" w:space="0" w:color="auto"/>
+              <w:left w:val="single" w:sz="6" w:space="0" w:color="auto"/>
+              <w:bottom w:val="single" w:sz="6" w:space="0" w:color="auto"/>
+              <w:right w:val="single" w:sz="6" w:space="0" w:color="auto"/>
+            </w:tcBorders>
+            <w:vAlign w:val="center"/>
+            <w:hideMark/>
+          </w:tcPr>
+          <w:p>
+            <w:pPr>
+              <w:rPr>
+                <w:sz w:val="18"/>
+                <w:szCs w:val="18"/>
+              </w:rPr>
+            </w:pPr>
+            <w:r>
+              <w:rPr>
+                <w:b/>
+                <w:bCs/>
+                <w:sz w:val="18"/>
+                <w:szCs w:val="18"/>
+              </w:rPr>
+              <w:t>Purpose</w:t>
+            </w:r>
+          </w:p>
+        </w:tc>
+        <w:tc>
+          <w:tcPr>
+            <w:tcW w:w="0" w:type="auto"/>
+            <w:tcBorders>
+              <w:top w:val="single" w:sz="6" w:space="0" w:color="auto"/>
+              <w:left w:val="single" w:sz="6" w:space="0" w:color="auto"/>
+              <w:bottom w:val="single" w:sz="6" w:space="0" w:color="auto"/>
+              <w:right w:val="single" w:sz="6" w:space="0" w:color="auto"/>
+            </w:tcBorders>
+            <w:vAlign w:val="center"/>
+            <w:hideMark/>
+          </w:tcPr>
+          <w:p>
+            <w:pPr>
+              <w:rPr>
+                <w:sz w:val="18"/>
+                <w:szCs w:val="18"/>
+              </w:rPr>
+            </w:pPr>
+            <w:r>
+              <w:rPr>
+                <w:b/>
+                <w:bCs/>
+                <w:sz w:val="18"/>
+                <w:szCs w:val="18"/>
+              </w:rPr>
+              <w:t>Real-world Example</w:t>
+            </w:r>
+          </w:p>
+        </w:tc>
+      </w:tr>
+      <w:tr>
+        <w:trPr>
+          <w:tblCellSpacing w:w="15" w:type="dxa"/>
+        </w:trPr>
+        <w:tc>
+          <w:tcPr>
+            <w:tcW w:w="0" w:type="auto"/>
+            <w:tcBorders>
+              <w:top w:val="single" w:sz="6" w:space="0" w:color="auto"/>
+              <w:left w:val="single" w:sz="6" w:space="0" w:color="auto"/>
+              <w:bottom w:val="single" w:sz="6" w:space="0" w:color="auto"/>
+              <w:right w:val="single" w:sz="6" w:space="0" w:color="auto"/>
+            </w:tcBorders>
+            <w:vAlign w:val="center"/>
+            <w:hideMark/>
+          </w:tcPr>
+          <w:p>
+            <w:pPr>
+              <w:rPr>
+                <w:sz w:val="18"/>
+                <w:szCs w:val="18"/>
+              </w:rPr>
+            </w:pPr>
+            <w:r>
+              <w:rPr>
+                <w:b/>
+                <w:bCs/>
+                <w:sz w:val="18"/>
+                <w:szCs w:val="18"/>
+              </w:rPr>
+              <w:t>env.</w:t>
+            </w:r>
+          </w:p>
+        </w:tc>
+        <w:tc>
+          <w:tcPr>
+            <w:tcW w:w="0" w:type="auto"/>
+            <w:tcBorders>
+              <w:top w:val="single" w:sz="6" w:space="0" w:color="auto"/>
+              <w:left w:val="single" w:sz="6" w:space="0" w:color="auto"/>
+              <w:bottom w:val="single" w:sz="6" w:space="0" w:color="auto"/>
+              <w:right w:val="single" w:sz="6" w:space="0" w:color="auto"/>
+            </w:tcBorders>
+            <w:vAlign w:val="center"/>
+            <w:hideMark/>
+          </w:tcPr>
+          <w:p>
+            <w:pPr>
+              <w:rPr>
+                <w:sz w:val="18"/>
+                <w:szCs w:val="18"/>
+              </w:rPr>
+            </w:pPr>
+            <w:r>
+              <w:rPr>
+                <w:sz w:val="18"/>
+                <w:szCs w:val="18"/>
+              </w:rPr>
+              <w:t>Automation Logic</w:t>
+            </w:r>
+          </w:p>
+        </w:tc>
+        <w:tc>
+          <w:tcPr>
+            <w:tcW w:w="0" w:type="auto"/>
+            <w:tcBorders>
+              <w:top w:val="single" w:sz="6" w:space="0" w:color="auto"/>
+              <w:left w:val="single" w:sz="6" w:space="0" w:color="auto"/>
+              <w:bottom w:val="single" w:sz="6" w:space="0" w:color="auto"/>
+              <w:right w:val="single" w:sz="6" w:space="0" w:color="auto"/>
+            </w:tcBorders>
+            <w:vAlign w:val="center"/>
+            <w:hideMark/>
+          </w:tcPr>
+          <w:p>
+            <w:pPr>
+              <w:rPr>
+                <w:sz w:val="18"/>
+                <w:szCs w:val="18"/>
+              </w:rPr>
+            </w:pPr>
+            <w:r>
+              <w:rPr>
+                <w:sz w:val="18"/>
+                <w:szCs w:val="18"/>
+              </w:rPr>
+              <w:t>Naming an artifact: app-${env.BUILD_NUMBER}.jar</w:t>
+            </w:r>
+          </w:p>
+        </w:tc>
+      </w:tr>
+      <w:tr>
+        <w:trPr>
+          <w:tblCellSpacing w:w="15" w:type="dxa"/>
+        </w:trPr>
+        <w:tc>
+          <w:tcPr>
+            <w:tcW w:w="0" w:type="auto"/>
+            <w:tcBorders>
+              <w:top w:val="single" w:sz="6" w:space="0" w:color="auto"/>
+              <w:left w:val="single" w:sz="6" w:space="0" w:color="auto"/>
+              <w:bottom w:val="single" w:sz="6" w:space="0" w:color="auto"/>
+              <w:right w:val="single" w:sz="6" w:space="0" w:color="auto"/>
+            </w:tcBorders>
+            <w:vAlign w:val="center"/>
+            <w:hideMark/>
+          </w:tcPr>
+          <w:p>
+            <w:pPr>
+              <w:rPr>
+                <w:sz w:val="18"/>
+                <w:szCs w:val="18"/>
+              </w:rPr>
+            </w:pPr>
+            <w:r>
+              <w:rPr>
+                <w:b/>
+                <w:bCs/>
+                <w:sz w:val="18"/>
+                <w:szCs w:val="18"/>
+              </w:rPr>
+              <w:t>credentials()</w:t>
+            </w:r>
+          </w:p>
+        </w:tc>
+        <w:tc>
+          <w:tcPr>
+            <w:tcW w:w="0" w:type="auto"/>
+            <w:tcBorders>
+              <w:top w:val="single" w:sz="6" w:space="0" w:color="auto"/>
+              <w:left w:val="single" w:sz="6" w:space="0" w:color="auto"/>
+              <w:bottom w:val="single" w:sz="6" w:space="0" w:color="auto"/>
+              <w:right w:val="single" w:sz="6" w:space="0" w:color="auto"/>
+            </w:tcBorders>
+            <w:vAlign w:val="center"/>
+            <w:hideMark/>
+          </w:tcPr>
+          <w:p>
+            <w:pPr>
+              <w:rPr>
+                <w:sz w:val="18"/>
+                <w:szCs w:val="18"/>
+              </w:rPr>
+            </w:pPr>
+            <w:r>
+              <w:rPr>
+                <w:sz w:val="18"/>
+                <w:szCs w:val="18"/>
+              </w:rPr>
+              <w:t>Security</w:t>
+            </w:r>
+          </w:p>
+        </w:tc>
+        <w:tc>
+          <w:tcPr>
+            <w:tcW w:w="0" w:type="auto"/>
+            <w:tcBorders>
+              <w:top w:val="single" w:sz="6" w:space="0" w:color="auto"/>
+              <w:left w:val="single" w:sz="6" w:space="0" w:color="auto"/>
+              <w:bottom w:val="single" w:sz="6" w:space="0" w:color="auto"/>
+              <w:right w:val="single" w:sz="6" w:space="0" w:color="auto"/>
+            </w:tcBorders>
+            <w:vAlign w:val="center"/>
+            <w:hideMark/>
+          </w:tcPr>
+          <w:p>
+            <w:pPr>
+              <w:rPr>
+                <w:sz w:val="18"/>
+                <w:szCs w:val="18"/>
+              </w:rPr>
+            </w:pPr>
+            <w:r>
+              <w:rPr>
+                <w:sz w:val="18"/>
+                <w:szCs w:val="18"/>
+              </w:rPr>
+              <w:t>Authenticating with AWS, SonarQube, or Nexus.</w:t>
+            </w:r>
+          </w:p>
+        </w:tc>
+      </w:tr>
+      <w:tr>
+        <w:trPr>
+          <w:tblCellSpacing w:w="15" w:type="dxa"/>
+        </w:trPr>
+        <w:tc>
+          <w:tcPr>
+            <w:tcW w:w="0" w:type="auto"/>
+            <w:tcBorders>
+              <w:top w:val="single" w:sz="6" w:space="0" w:color="auto"/>
+              <w:left w:val="single" w:sz="6" w:space="0" w:color="auto"/>
+              <w:bottom w:val="single" w:sz="6" w:space="0" w:color="auto"/>
+              <w:right w:val="single" w:sz="6" w:space="0" w:color="auto"/>
+            </w:tcBorders>
+            <w:vAlign w:val="center"/>
+            <w:hideMark/>
+          </w:tcPr>
+          <w:p>
+            <w:pPr>
+              <w:rPr>
+                <w:sz w:val="18"/>
+                <w:szCs w:val="18"/>
+              </w:rPr>
+            </w:pPr>
+            <w:r>
+              <w:rPr>
+                <w:b/>
+                <w:bCs/>
+                <w:sz w:val="18"/>
+                <w:szCs w:val="18"/>
+              </w:rPr>
+              <w:t>input</w:t>
+            </w:r>
+          </w:p>
+        </w:tc>
+        <w:tc>
+          <w:tcPr>
+            <w:tcW w:w="0" w:type="auto"/>
+            <w:tcBorders>
+              <w:top w:val="single" w:sz="6" w:space="0" w:color="auto"/>
+              <w:left w:val="single" w:sz="6" w:space="0" w:color="auto"/>
+              <w:bottom w:val="single" w:sz="6" w:space="0" w:color="auto"/>
+              <w:right w:val="single" w:sz="6" w:space="0" w:color="auto"/>
+            </w:tcBorders>
+            <w:vAlign w:val="center"/>
+            <w:hideMark/>
+          </w:tcPr>
+          <w:p>
+            <w:pPr>
+              <w:rPr>
+                <w:sz w:val="18"/>
+                <w:szCs w:val="18"/>
+              </w:rPr>
+            </w:pPr>
+            <w:r>
+              <w:rPr>
+                <w:sz w:val="18"/>
+                <w:szCs w:val="18"/>
+              </w:rPr>
+              <w:t>Governance</w:t>
+            </w:r>
+          </w:p>
+        </w:tc>
+        <w:tc>
+          <w:tcPr>
+            <w:tcW w:w="0" w:type="auto"/>
+            <w:tcBorders>
+              <w:top w:val="single" w:sz="6" w:space="0" w:color="auto"/>
+              <w:left w:val="single" w:sz="6" w:space="0" w:color="auto"/>
+              <w:bottom w:val="single" w:sz="6" w:space="0" w:color="auto"/>
+              <w:right w:val="single" w:sz="6" w:space="0" w:color="auto"/>
+            </w:tcBorders>
+            <w:vAlign w:val="center"/>
+            <w:hideMark/>
+          </w:tcPr>
+          <w:p>
+            <w:pPr>
+              <w:rPr>
+                <w:sz w:val="18"/>
+                <w:szCs w:val="18"/>
+              </w:rPr>
+            </w:pPr>
+            <w:r>
+              <w:rPr>
+                <w:sz w:val="18"/>
+                <w:szCs w:val="18"/>
+              </w:rPr>
+              <w:t>Waiting for a QA Lead to sign off on a release.</w:t>
+            </w:r>
+          </w:p>
+        </w:tc>
+      </w:tr>
+    </w:tbl>
+    <w:p>
+      <w:pPr>
+        <w:rPr>
+          <w:b/>
+          <w:bCs/>
+          <w:sz w:val="18"/>
+          <w:szCs w:val="18"/>
+        </w:rPr>
+      </w:pPr>
+      <w:r>
+        <w:rPr>
+          <w:b/>
+          <w:bCs/>
+          <w:sz w:val="18"/>
+          <w:szCs w:val="18"/>
+        </w:rPr>
+        <w:t>Final Mastery Tip</w:t>
+      </w:r>
+    </w:p>
+    <w:p>
+      <w:pPr>
+        <w:rPr>
+          <w:sz w:val="18"/>
+          <w:szCs w:val="18"/>
+        </w:rPr>
+      </w:pPr>
+      <w:r>
+        <w:rPr>
+          <w:sz w:val="18"/>
+          <w:szCs w:val="18"/>
+        </w:rPr>
+        <w:t xml:space="preserve">When using </w:t>
+      </w:r>
+      <w:r>
+        <w:rPr>
+          <w:b/>
+          <w:bCs/>
+          <w:sz w:val="18"/>
+          <w:szCs w:val="18"/>
+        </w:rPr>
+        <w:t>Credentials</w:t>
+      </w:r>
+      <w:r>
+        <w:rPr>
+          <w:sz w:val="18"/>
+          <w:szCs w:val="18"/>
+        </w:rPr>
+        <w:t xml:space="preserve"> and </w:t>
+      </w:r>
+      <w:r>
+        <w:rPr>
+          <w:b/>
+          <w:bCs/>
+          <w:sz w:val="18"/>
+          <w:szCs w:val="18"/>
+        </w:rPr>
+        <w:t>Environment Variables</w:t>
+      </w:r>
+      <w:r>
+        <w:rPr>
+          <w:sz w:val="18"/>
+          <w:szCs w:val="18"/>
+        </w:rPr>
+        <w:t xml:space="preserve"> together, always remember the </w:t>
+      </w:r>
+      <w:r>
+        <w:rPr>
+          <w:b/>
+          <w:bCs/>
+          <w:sz w:val="18"/>
+          <w:szCs w:val="18"/>
+        </w:rPr>
+        <w:t>Double Quote Rule</w:t>
+      </w:r>
+      <w:r>
+        <w:rPr>
+          <w:sz w:val="18"/>
+          <w:szCs w:val="18"/>
+        </w:rPr>
+        <w:t>: Use " " if you want Jenkins to look up the value of ${</w:t>
+      </w:r>
+      <w:proofErr w:type="spellStart"/>
+      <w:r>
+        <w:rPr>
+          <w:sz w:val="18"/>
+          <w:szCs w:val="18"/>
+        </w:rPr>
+        <w:t>env.VARIABLE</w:t>
+      </w:r>
+      <w:proofErr w:type="spellEnd"/>
+      <w:r>
+        <w:rPr>
+          <w:sz w:val="18"/>
+          <w:szCs w:val="18"/>
+        </w:rPr>
+        <w:t>}. If you use ' ', it will just print the literal text.</w:t>
+      </w:r>
+    </w:p>
+    <w:p>
+      <w:pPr>
+        <w:rPr>
+          <w:sz w:val="18"/>
+          <w:szCs w:val="18"/>
+        </w:rPr>
+      </w:pPr>
     </w:p>
     <w:p>
       <w:pPr>
@@ -1555,6 +2988,155 @@
 <file path=word/numbering.xml><?xml version="1.0" encoding="utf-8"?>
 <w:numbering xmlns:wpc="http://schemas.microsoft.com/office/word/2010/wordprocessingCanvas" xmlns:cx="http://schemas.microsoft.com/office/drawing/2014/chartex" xmlns:cx1="http://schemas.microsoft.com/office/drawing/2015/9/8/chartex" xmlns:cx2="http://schemas.microsoft.com/office/drawing/2015/10/21/chartex" xmlns:cx3="http://schemas.microsoft.com/office/drawing/2016/5/9/chartex" xmlns:cx4="http://schemas.microsoft.com/office/drawing/2016/5/10/chartex" xmlns:cx5="http://schemas.microsoft.com/office/drawing/2016/5/11/chartex" xmlns:cx6="http://schemas.microsoft.com/office/drawing/2016/5/12/chartex" xmlns:cx7="http://schemas.microsoft.com/office/drawing/2016/5/13/chartex" xmlns:cx8="http://schemas.microsoft.com/office/drawing/2016/5/14/chartex" xmlns:mc="http://schemas.openxmlformats.org/markup-compatibility/2006" xmlns:aink="http://schemas.microsoft.com/office/drawing/2016/ink" xmlns:am3d="http://schemas.microsoft.com/office/drawing/2017/model3d" xmlns:o="urn:schemas-microsoft-com:office:office" xmlns:oel="http://schemas.microsoft.com/office/2019/extlst" xmlns:r="http://schemas.openxmlformats.org/officeDocument/2006/relationships" xmlns:m="http://schemas.openxmlformats.org/officeDocument/2006/math" xmlns:v="urn:schemas-microsoft-com:vml" xmlns:wp14="http://schemas.microsoft.com/office/word/2010/wordprocessingDrawing" xmlns:wp="http://schemas.openxmlformats.org/drawingml/2006/wordprocessingDrawing" xmlns:w10="urn:schemas-microsoft-com:office:word" xmlns:w="http://schemas.openxmlformats.org/wordprocessingml/2006/main" xmlns:w14="http://schemas.microsoft.com/office/word/2010/wordml" xmlns:w15="http://schemas.microsoft.com/office/word/2012/wordml" xmlns:w16cex="http://schemas.microsoft.com/office/word/2018/wordml/cex" xmlns:w16cid="http://schemas.microsoft.com/office/word/2016/wordml/cid" xmlns:w16="http://schemas.microsoft.com/office/word/2018/wordml" xmlns:w16du="http://schemas.microsoft.com/office/word/2023/wordml/word16du" xmlns:w16sdtdh="http://schemas.microsoft.com/office/word/2020/wordml/sdtdatahash" xmlns:w16sdtfl="http://schemas.microsoft.com/office/word/2024/wordml/sdtformatlock" xmlns:w16se="http://schemas.microsoft.com/office/word/2015/wordml/symex" xmlns:wpg="http://schemas.microsoft.com/office/word/2010/wordprocessingGroup" xmlns:wpi="http://schemas.microsoft.com/office/word/2010/wordprocessingInk" xmlns:wne="http://schemas.microsoft.com/office/word/2006/wordml" xmlns:wps="http://schemas.microsoft.com/office/word/2010/wordprocessingShape" mc:Ignorable="w14 w15 w16se w16cid w16 w16cex w16sdtdh w16sdtfl w16du wp14">
   <w:abstractNum w:abstractNumId="0" w15:restartNumberingAfterBreak="0">
+    <w:nsid w:val="0FDD4FE0"/>
+    <w:multiLevelType w:val="multilevel"/>
+    <w:tmpl w:val="19F2D886"/>
+    <w:lvl w:ilvl="0">
+      <w:start w:val="1"/>
+      <w:numFmt w:val="bullet"/>
+      <w:lvlText w:val=""/>
+      <w:lvlJc w:val="left"/>
+      <w:pPr>
+        <w:tabs>
+          <w:tab w:val="num" w:pos="720"/>
+        </w:tabs>
+        <w:ind w:left="720" w:hanging="360"/>
+      </w:pPr>
+      <w:rPr>
+        <w:rFonts w:ascii="Symbol" w:hAnsi="Symbol" w:hint="default"/>
+        <w:sz w:val="20"/>
+      </w:rPr>
+    </w:lvl>
+    <w:lvl w:ilvl="1">
+      <w:start w:val="1"/>
+      <w:numFmt w:val="bullet"/>
+      <w:lvlText w:val="o"/>
+      <w:lvlJc w:val="left"/>
+      <w:pPr>
+        <w:tabs>
+          <w:tab w:val="num" w:pos="1440"/>
+        </w:tabs>
+        <w:ind w:left="1440" w:hanging="360"/>
+      </w:pPr>
+      <w:rPr>
+        <w:rFonts w:ascii="Courier New" w:hAnsi="Courier New" w:hint="default"/>
+        <w:sz w:val="20"/>
+      </w:rPr>
+    </w:lvl>
+    <w:lvl w:ilvl="2" w:tentative="1">
+      <w:start w:val="1"/>
+      <w:numFmt w:val="bullet"/>
+      <w:lvlText w:val=""/>
+      <w:lvlJc w:val="left"/>
+      <w:pPr>
+        <w:tabs>
+          <w:tab w:val="num" w:pos="2160"/>
+        </w:tabs>
+        <w:ind w:left="2160" w:hanging="360"/>
+      </w:pPr>
+      <w:rPr>
+        <w:rFonts w:ascii="Wingdings" w:hAnsi="Wingdings" w:hint="default"/>
+        <w:sz w:val="20"/>
+      </w:rPr>
+    </w:lvl>
+    <w:lvl w:ilvl="3" w:tentative="1">
+      <w:start w:val="1"/>
+      <w:numFmt w:val="bullet"/>
+      <w:lvlText w:val=""/>
+      <w:lvlJc w:val="left"/>
+      <w:pPr>
+        <w:tabs>
+          <w:tab w:val="num" w:pos="2880"/>
+        </w:tabs>
+        <w:ind w:left="2880" w:hanging="360"/>
+      </w:pPr>
+      <w:rPr>
+        <w:rFonts w:ascii="Wingdings" w:hAnsi="Wingdings" w:hint="default"/>
+        <w:sz w:val="20"/>
+      </w:rPr>
+    </w:lvl>
+    <w:lvl w:ilvl="4" w:tentative="1">
+      <w:start w:val="1"/>
+      <w:numFmt w:val="bullet"/>
+      <w:lvlText w:val=""/>
+      <w:lvlJc w:val="left"/>
+      <w:pPr>
+        <w:tabs>
+          <w:tab w:val="num" w:pos="3600"/>
+        </w:tabs>
+        <w:ind w:left="3600" w:hanging="360"/>
+      </w:pPr>
+      <w:rPr>
+        <w:rFonts w:ascii="Wingdings" w:hAnsi="Wingdings" w:hint="default"/>
+        <w:sz w:val="20"/>
+      </w:rPr>
+    </w:lvl>
+    <w:lvl w:ilvl="5" w:tentative="1">
+      <w:start w:val="1"/>
+      <w:numFmt w:val="bullet"/>
+      <w:lvlText w:val=""/>
+      <w:lvlJc w:val="left"/>
+      <w:pPr>
+        <w:tabs>
+          <w:tab w:val="num" w:pos="4320"/>
+        </w:tabs>
+        <w:ind w:left="4320" w:hanging="360"/>
+      </w:pPr>
+      <w:rPr>
+        <w:rFonts w:ascii="Wingdings" w:hAnsi="Wingdings" w:hint="default"/>
+        <w:sz w:val="20"/>
+      </w:rPr>
+    </w:lvl>
+    <w:lvl w:ilvl="6" w:tentative="1">
+      <w:start w:val="1"/>
+      <w:numFmt w:val="bullet"/>
+      <w:lvlText w:val=""/>
+      <w:lvlJc w:val="left"/>
+      <w:pPr>
+        <w:tabs>
+          <w:tab w:val="num" w:pos="5040"/>
+        </w:tabs>
+        <w:ind w:left="5040" w:hanging="360"/>
+      </w:pPr>
+      <w:rPr>
+        <w:rFonts w:ascii="Wingdings" w:hAnsi="Wingdings" w:hint="default"/>
+        <w:sz w:val="20"/>
+      </w:rPr>
+    </w:lvl>
+    <w:lvl w:ilvl="7" w:tentative="1">
+      <w:start w:val="1"/>
+      <w:numFmt w:val="bullet"/>
+      <w:lvlText w:val=""/>
+      <w:lvlJc w:val="left"/>
+      <w:pPr>
+        <w:tabs>
+          <w:tab w:val="num" w:pos="5760"/>
+        </w:tabs>
+        <w:ind w:left="5760" w:hanging="360"/>
+      </w:pPr>
+      <w:rPr>
+        <w:rFonts w:ascii="Wingdings" w:hAnsi="Wingdings" w:hint="default"/>
+        <w:sz w:val="20"/>
+      </w:rPr>
+    </w:lvl>
+    <w:lvl w:ilvl="8" w:tentative="1">
+      <w:start w:val="1"/>
+      <w:numFmt w:val="bullet"/>
+      <w:lvlText w:val=""/>
+      <w:lvlJc w:val="left"/>
+      <w:pPr>
+        <w:tabs>
+          <w:tab w:val="num" w:pos="6480"/>
+        </w:tabs>
+        <w:ind w:left="6480" w:hanging="360"/>
+      </w:pPr>
+      <w:rPr>
+        <w:rFonts w:ascii="Wingdings" w:hAnsi="Wingdings" w:hint="default"/>
+        <w:sz w:val="20"/>
+      </w:rPr>
+    </w:lvl>
+  </w:abstractNum>
+  <w:abstractNum w:abstractNumId="1" w15:restartNumberingAfterBreak="0">
     <w:nsid w:val="1BDC059E"/>
     <w:multiLevelType w:val="multilevel"/>
     <w:tmpl w:val="7D024AD6"/>
@@ -1703,7 +3285,7 @@
       </w:rPr>
     </w:lvl>
   </w:abstractNum>
-  <w:abstractNum w:abstractNumId="1" w15:restartNumberingAfterBreak="0">
+  <w:abstractNum w:abstractNumId="2" w15:restartNumberingAfterBreak="0">
     <w:nsid w:val="33EE6B58"/>
     <w:multiLevelType w:val="multilevel"/>
     <w:tmpl w:val="ABE29B34"/>
@@ -1852,11 +3434,318 @@
       </w:rPr>
     </w:lvl>
   </w:abstractNum>
+  <w:abstractNum w:abstractNumId="3" w15:restartNumberingAfterBreak="0">
+    <w:nsid w:val="4F7461DC"/>
+    <w:multiLevelType w:val="multilevel"/>
+    <w:tmpl w:val="05F27DDC"/>
+    <w:lvl w:ilvl="0">
+      <w:start w:val="1"/>
+      <w:numFmt w:val="bullet"/>
+      <w:lvlText w:val=""/>
+      <w:lvlJc w:val="left"/>
+      <w:pPr>
+        <w:tabs>
+          <w:tab w:val="num" w:pos="720"/>
+        </w:tabs>
+        <w:ind w:left="720" w:hanging="360"/>
+      </w:pPr>
+      <w:rPr>
+        <w:rFonts w:ascii="Symbol" w:hAnsi="Symbol" w:hint="default"/>
+        <w:sz w:val="20"/>
+      </w:rPr>
+    </w:lvl>
+    <w:lvl w:ilvl="1" w:tentative="1">
+      <w:start w:val="1"/>
+      <w:numFmt w:val="bullet"/>
+      <w:lvlText w:val="o"/>
+      <w:lvlJc w:val="left"/>
+      <w:pPr>
+        <w:tabs>
+          <w:tab w:val="num" w:pos="1440"/>
+        </w:tabs>
+        <w:ind w:left="1440" w:hanging="360"/>
+      </w:pPr>
+      <w:rPr>
+        <w:rFonts w:ascii="Courier New" w:hAnsi="Courier New" w:hint="default"/>
+        <w:sz w:val="20"/>
+      </w:rPr>
+    </w:lvl>
+    <w:lvl w:ilvl="2" w:tentative="1">
+      <w:start w:val="1"/>
+      <w:numFmt w:val="bullet"/>
+      <w:lvlText w:val=""/>
+      <w:lvlJc w:val="left"/>
+      <w:pPr>
+        <w:tabs>
+          <w:tab w:val="num" w:pos="2160"/>
+        </w:tabs>
+        <w:ind w:left="2160" w:hanging="360"/>
+      </w:pPr>
+      <w:rPr>
+        <w:rFonts w:ascii="Wingdings" w:hAnsi="Wingdings" w:hint="default"/>
+        <w:sz w:val="20"/>
+      </w:rPr>
+    </w:lvl>
+    <w:lvl w:ilvl="3" w:tentative="1">
+      <w:start w:val="1"/>
+      <w:numFmt w:val="bullet"/>
+      <w:lvlText w:val=""/>
+      <w:lvlJc w:val="left"/>
+      <w:pPr>
+        <w:tabs>
+          <w:tab w:val="num" w:pos="2880"/>
+        </w:tabs>
+        <w:ind w:left="2880" w:hanging="360"/>
+      </w:pPr>
+      <w:rPr>
+        <w:rFonts w:ascii="Wingdings" w:hAnsi="Wingdings" w:hint="default"/>
+        <w:sz w:val="20"/>
+      </w:rPr>
+    </w:lvl>
+    <w:lvl w:ilvl="4" w:tentative="1">
+      <w:start w:val="1"/>
+      <w:numFmt w:val="bullet"/>
+      <w:lvlText w:val=""/>
+      <w:lvlJc w:val="left"/>
+      <w:pPr>
+        <w:tabs>
+          <w:tab w:val="num" w:pos="3600"/>
+        </w:tabs>
+        <w:ind w:left="3600" w:hanging="360"/>
+      </w:pPr>
+      <w:rPr>
+        <w:rFonts w:ascii="Wingdings" w:hAnsi="Wingdings" w:hint="default"/>
+        <w:sz w:val="20"/>
+      </w:rPr>
+    </w:lvl>
+    <w:lvl w:ilvl="5" w:tentative="1">
+      <w:start w:val="1"/>
+      <w:numFmt w:val="bullet"/>
+      <w:lvlText w:val=""/>
+      <w:lvlJc w:val="left"/>
+      <w:pPr>
+        <w:tabs>
+          <w:tab w:val="num" w:pos="4320"/>
+        </w:tabs>
+        <w:ind w:left="4320" w:hanging="360"/>
+      </w:pPr>
+      <w:rPr>
+        <w:rFonts w:ascii="Wingdings" w:hAnsi="Wingdings" w:hint="default"/>
+        <w:sz w:val="20"/>
+      </w:rPr>
+    </w:lvl>
+    <w:lvl w:ilvl="6" w:tentative="1">
+      <w:start w:val="1"/>
+      <w:numFmt w:val="bullet"/>
+      <w:lvlText w:val=""/>
+      <w:lvlJc w:val="left"/>
+      <w:pPr>
+        <w:tabs>
+          <w:tab w:val="num" w:pos="5040"/>
+        </w:tabs>
+        <w:ind w:left="5040" w:hanging="360"/>
+      </w:pPr>
+      <w:rPr>
+        <w:rFonts w:ascii="Wingdings" w:hAnsi="Wingdings" w:hint="default"/>
+        <w:sz w:val="20"/>
+      </w:rPr>
+    </w:lvl>
+    <w:lvl w:ilvl="7" w:tentative="1">
+      <w:start w:val="1"/>
+      <w:numFmt w:val="bullet"/>
+      <w:lvlText w:val=""/>
+      <w:lvlJc w:val="left"/>
+      <w:pPr>
+        <w:tabs>
+          <w:tab w:val="num" w:pos="5760"/>
+        </w:tabs>
+        <w:ind w:left="5760" w:hanging="360"/>
+      </w:pPr>
+      <w:rPr>
+        <w:rFonts w:ascii="Wingdings" w:hAnsi="Wingdings" w:hint="default"/>
+        <w:sz w:val="20"/>
+      </w:rPr>
+    </w:lvl>
+    <w:lvl w:ilvl="8" w:tentative="1">
+      <w:start w:val="1"/>
+      <w:numFmt w:val="bullet"/>
+      <w:lvlText w:val=""/>
+      <w:lvlJc w:val="left"/>
+      <w:pPr>
+        <w:tabs>
+          <w:tab w:val="num" w:pos="6480"/>
+        </w:tabs>
+        <w:ind w:left="6480" w:hanging="360"/>
+      </w:pPr>
+      <w:rPr>
+        <w:rFonts w:ascii="Wingdings" w:hAnsi="Wingdings" w:hint="default"/>
+        <w:sz w:val="20"/>
+      </w:rPr>
+    </w:lvl>
+  </w:abstractNum>
+  <w:abstractNum w:abstractNumId="4" w15:restartNumberingAfterBreak="0">
+    <w:nsid w:val="750053D0"/>
+    <w:multiLevelType w:val="multilevel"/>
+    <w:tmpl w:val="434E5F18"/>
+    <w:lvl w:ilvl="0">
+      <w:start w:val="1"/>
+      <w:numFmt w:val="bullet"/>
+      <w:lvlText w:val=""/>
+      <w:lvlJc w:val="left"/>
+      <w:pPr>
+        <w:tabs>
+          <w:tab w:val="num" w:pos="720"/>
+        </w:tabs>
+        <w:ind w:left="720" w:hanging="360"/>
+      </w:pPr>
+      <w:rPr>
+        <w:rFonts w:ascii="Symbol" w:hAnsi="Symbol" w:hint="default"/>
+        <w:sz w:val="20"/>
+      </w:rPr>
+    </w:lvl>
+    <w:lvl w:ilvl="1" w:tentative="1">
+      <w:start w:val="1"/>
+      <w:numFmt w:val="bullet"/>
+      <w:lvlText w:val="o"/>
+      <w:lvlJc w:val="left"/>
+      <w:pPr>
+        <w:tabs>
+          <w:tab w:val="num" w:pos="1440"/>
+        </w:tabs>
+        <w:ind w:left="1440" w:hanging="360"/>
+      </w:pPr>
+      <w:rPr>
+        <w:rFonts w:ascii="Courier New" w:hAnsi="Courier New" w:hint="default"/>
+        <w:sz w:val="20"/>
+      </w:rPr>
+    </w:lvl>
+    <w:lvl w:ilvl="2" w:tentative="1">
+      <w:start w:val="1"/>
+      <w:numFmt w:val="bullet"/>
+      <w:lvlText w:val=""/>
+      <w:lvlJc w:val="left"/>
+      <w:pPr>
+        <w:tabs>
+          <w:tab w:val="num" w:pos="2160"/>
+        </w:tabs>
+        <w:ind w:left="2160" w:hanging="360"/>
+      </w:pPr>
+      <w:rPr>
+        <w:rFonts w:ascii="Wingdings" w:hAnsi="Wingdings" w:hint="default"/>
+        <w:sz w:val="20"/>
+      </w:rPr>
+    </w:lvl>
+    <w:lvl w:ilvl="3" w:tentative="1">
+      <w:start w:val="1"/>
+      <w:numFmt w:val="bullet"/>
+      <w:lvlText w:val=""/>
+      <w:lvlJc w:val="left"/>
+      <w:pPr>
+        <w:tabs>
+          <w:tab w:val="num" w:pos="2880"/>
+        </w:tabs>
+        <w:ind w:left="2880" w:hanging="360"/>
+      </w:pPr>
+      <w:rPr>
+        <w:rFonts w:ascii="Wingdings" w:hAnsi="Wingdings" w:hint="default"/>
+        <w:sz w:val="20"/>
+      </w:rPr>
+    </w:lvl>
+    <w:lvl w:ilvl="4" w:tentative="1">
+      <w:start w:val="1"/>
+      <w:numFmt w:val="bullet"/>
+      <w:lvlText w:val=""/>
+      <w:lvlJc w:val="left"/>
+      <w:pPr>
+        <w:tabs>
+          <w:tab w:val="num" w:pos="3600"/>
+        </w:tabs>
+        <w:ind w:left="3600" w:hanging="360"/>
+      </w:pPr>
+      <w:rPr>
+        <w:rFonts w:ascii="Wingdings" w:hAnsi="Wingdings" w:hint="default"/>
+        <w:sz w:val="20"/>
+      </w:rPr>
+    </w:lvl>
+    <w:lvl w:ilvl="5" w:tentative="1">
+      <w:start w:val="1"/>
+      <w:numFmt w:val="bullet"/>
+      <w:lvlText w:val=""/>
+      <w:lvlJc w:val="left"/>
+      <w:pPr>
+        <w:tabs>
+          <w:tab w:val="num" w:pos="4320"/>
+        </w:tabs>
+        <w:ind w:left="4320" w:hanging="360"/>
+      </w:pPr>
+      <w:rPr>
+        <w:rFonts w:ascii="Wingdings" w:hAnsi="Wingdings" w:hint="default"/>
+        <w:sz w:val="20"/>
+      </w:rPr>
+    </w:lvl>
+    <w:lvl w:ilvl="6" w:tentative="1">
+      <w:start w:val="1"/>
+      <w:numFmt w:val="bullet"/>
+      <w:lvlText w:val=""/>
+      <w:lvlJc w:val="left"/>
+      <w:pPr>
+        <w:tabs>
+          <w:tab w:val="num" w:pos="5040"/>
+        </w:tabs>
+        <w:ind w:left="5040" w:hanging="360"/>
+      </w:pPr>
+      <w:rPr>
+        <w:rFonts w:ascii="Wingdings" w:hAnsi="Wingdings" w:hint="default"/>
+        <w:sz w:val="20"/>
+      </w:rPr>
+    </w:lvl>
+    <w:lvl w:ilvl="7" w:tentative="1">
+      <w:start w:val="1"/>
+      <w:numFmt w:val="bullet"/>
+      <w:lvlText w:val=""/>
+      <w:lvlJc w:val="left"/>
+      <w:pPr>
+        <w:tabs>
+          <w:tab w:val="num" w:pos="5760"/>
+        </w:tabs>
+        <w:ind w:left="5760" w:hanging="360"/>
+      </w:pPr>
+      <w:rPr>
+        <w:rFonts w:ascii="Wingdings" w:hAnsi="Wingdings" w:hint="default"/>
+        <w:sz w:val="20"/>
+      </w:rPr>
+    </w:lvl>
+    <w:lvl w:ilvl="8" w:tentative="1">
+      <w:start w:val="1"/>
+      <w:numFmt w:val="bullet"/>
+      <w:lvlText w:val=""/>
+      <w:lvlJc w:val="left"/>
+      <w:pPr>
+        <w:tabs>
+          <w:tab w:val="num" w:pos="6480"/>
+        </w:tabs>
+        <w:ind w:left="6480" w:hanging="360"/>
+      </w:pPr>
+      <w:rPr>
+        <w:rFonts w:ascii="Wingdings" w:hAnsi="Wingdings" w:hint="default"/>
+        <w:sz w:val="20"/>
+      </w:rPr>
+    </w:lvl>
+  </w:abstractNum>
   <w:num w:numId="1" w16cid:durableId="1190683608">
+    <w:abstractNumId w:val="2"/>
+  </w:num>
+  <w:num w:numId="2" w16cid:durableId="549850460">
     <w:abstractNumId w:val="1"/>
   </w:num>
-  <w:num w:numId="2" w16cid:durableId="549850460">
+  <w:num w:numId="3" w16cid:durableId="116411166">
     <w:abstractNumId w:val="0"/>
+  </w:num>
+  <w:num w:numId="4" w16cid:durableId="941229865">
+    <w:abstractNumId w:val="4"/>
+  </w:num>
+  <w:num w:numId="5" w16cid:durableId="3750999">
+    <w:abstractNumId w:val="3"/>
   </w:num>
 </w:numbering>
 </file>
